--- a/docs/word/screens/screen-spec-SC-35.docx
+++ b/docs/word/screens/screen-spec-SC-35.docx
@@ -1068,7 +1068,7 @@
                 <w:rStyle w:val="VerbatimChar"/>
                 <w:sz w:val="17"/>
               </w:rPr>
-              <w:t xml:space="preserve">locations</w:t>
+              <w:t xml:space="preserve">location</w:t>
             </w:r>
             <w:r>
               <w:rPr>
@@ -1554,7 +1554,7 @@
                 <w:rStyle w:val="VerbatimChar"/>
                 <w:sz w:val="17"/>
               </w:rPr>
-              <w:t xml:space="preserve">locations</w:t>
+              <w:t xml:space="preserve">location</w:t>
             </w:r>
             <w:r>
               <w:rPr>
@@ -2700,7 +2700,7 @@
               <w:rPr>
                 <w:sz w:val="17"/>
               </w:rPr>
-              <w:t xml:space="preserve">Logistics, season and permit complexity</w:t>
+              <w:t xml:space="preserve">Logistics, season, permit complexity and availability</w:t>
             </w:r>
           </w:p>
         </w:tc>
@@ -2847,6 +2847,25 @@
               </w:rPr>
               <w:t xml:space="preserve">airport_km</w:t>
             </w:r>
+            <w:r>
+              <w:rPr>
+                <w:sz w:val="17"/>
+              </w:rPr>
+              <w:t xml:space="preserve">,</w:t>
+            </w:r>
+            <w:r>
+              <w:rPr>
+                <w:sz w:val="17"/>
+              </w:rPr>
+              <w:t xml:space="preserve"> </w:t>
+            </w:r>
+            <w:r>
+              <w:rPr>
+                <w:rStyle w:val="VerbatimChar"/>
+                <w:sz w:val="17"/>
+              </w:rPr>
+              <w:t xml:space="preserve">availability</w:t>
+            </w:r>
           </w:p>
         </w:tc>
         <w:tc>
@@ -2871,6 +2890,31 @@
               <w:pStyle w:val="Compact"/>
               <w:jc w:val="left"/>
             </w:pPr>
+            <w:r>
+              <w:rPr>
+                <w:rStyle w:val="VerbatimChar"/>
+                <w:sz w:val="17"/>
+              </w:rPr>
+              <w:t xml:space="preserve">availability</w:t>
+            </w:r>
+            <w:r>
+              <w:rPr>
+                <w:sz w:val="17"/>
+              </w:rPr>
+              <w:t xml:space="preserve"> </w:t>
+            </w:r>
+            <w:r>
+              <w:rPr>
+                <w:sz w:val="17"/>
+              </w:rPr>
+              <w:t xml:space="preserve">open / survey_in_progress / paused (M3 BR-010);</w:t>
+            </w:r>
+            <w:r>
+              <w:rPr>
+                <w:sz w:val="17"/>
+              </w:rPr>
+              <w:t xml:space="preserve"> </w:t>
+            </w:r>
             <w:r>
               <w:rPr>
                 <w:rStyle w:val="VerbatimChar"/>
@@ -6673,6 +6717,107 @@
                 <w:sz w:val="17"/>
               </w:rPr>
               <w:t xml:space="preserve">SR-316</w:t>
+            </w:r>
+          </w:p>
+        </w:tc>
+        <w:tc>
+          <w:tcPr/>
+          <w:p>
+            <w:pPr>
+              <w:pStyle w:val="Compact"/>
+              <w:jc w:val="left"/>
+            </w:pPr>
+            <w:r>
+              <w:rPr>
+                <w:sz w:val="17"/>
+              </w:rPr>
+              <w:t xml:space="preserve">Every location carries an availability set here (</w:t>
+            </w:r>
+            <w:r>
+              <w:rPr>
+                <w:iCs/>
+                <w:i/>
+                <w:sz w:val="17"/>
+              </w:rPr>
+              <w:t xml:space="preserve">Open</w:t>
+            </w:r>
+            <w:r>
+              <w:rPr>
+                <w:sz w:val="17"/>
+              </w:rPr>
+              <w:t xml:space="preserve">,</w:t>
+            </w:r>
+            <w:r>
+              <w:rPr>
+                <w:sz w:val="17"/>
+              </w:rPr>
+              <w:t xml:space="preserve"> </w:t>
+            </w:r>
+            <w:r>
+              <w:rPr>
+                <w:iCs/>
+                <w:i/>
+                <w:sz w:val="17"/>
+              </w:rPr>
+              <w:t xml:space="preserve">Scouting crew on site</w:t>
+            </w:r>
+            <w:r>
+              <w:rPr>
+                <w:sz w:val="17"/>
+              </w:rPr>
+              <w:t xml:space="preserve">,</w:t>
+            </w:r>
+            <w:r>
+              <w:rPr>
+                <w:sz w:val="17"/>
+              </w:rPr>
+              <w:t xml:space="preserve"> </w:t>
+            </w:r>
+            <w:r>
+              <w:rPr>
+                <w:iCs/>
+                <w:i/>
+                <w:sz w:val="17"/>
+              </w:rPr>
+              <w:t xml:space="preserve">Temporarily closed</w:t>
+            </w:r>
+            <w:r>
+              <w:rPr>
+                <w:sz w:val="17"/>
+              </w:rPr>
+              <w:t xml:space="preserve">); a change writes an audit record. A paused location stays published with its label.</w:t>
+            </w:r>
+          </w:p>
+        </w:tc>
+        <w:tc>
+          <w:tcPr/>
+          <w:p>
+            <w:pPr>
+              <w:pStyle w:val="Compact"/>
+              <w:jc w:val="left"/>
+            </w:pPr>
+            <w:r>
+              <w:rPr>
+                <w:sz w:val="17"/>
+              </w:rPr>
+              <w:t xml:space="preserve">M3 BR-010</w:t>
+            </w:r>
+          </w:p>
+        </w:tc>
+      </w:tr>
+      <w:tr>
+        <w:tc>
+          <w:tcPr/>
+          <w:p>
+            <w:pPr>
+              <w:pStyle w:val="Compact"/>
+              <w:jc w:val="left"/>
+            </w:pPr>
+            <w:r>
+              <w:rPr>
+                <w:sz w:val="17"/>
+              </w:rPr>
+              <w:t xml:space="preserve">SR-317</w:t>
             </w:r>
           </w:p>
         </w:tc>
